--- a/RECONSTRUCTION_ROADMAP.docx
+++ b/RECONSTRUCTION_ROADMAP.docx
@@ -2,7 +2,7 @@
 <file path=word/document.xml><?xml version="1.0" encoding="utf-8"?>
 <w:document xmlns:w="http://schemas.openxmlformats.org/wordprocessingml/2006/main" xmlns:m="http://schemas.openxmlformats.org/officeDocument/2006/math" xmlns:r="http://schemas.openxmlformats.org/officeDocument/2006/relationships" xmlns:o="urn:schemas-microsoft-com:office:office" xmlns:v="urn:schemas-microsoft-com:vml" xmlns:w10="urn:schemas-microsoft-com:office:word" xmlns:a="http://schemas.openxmlformats.org/drawingml/2006/main" xmlns:pic="http://schemas.openxmlformats.org/drawingml/2006/picture" xmlns:wp="http://schemas.openxmlformats.org/drawingml/2006/wordprocessingDrawing">
   <w:body>
-    <w:bookmarkStart w:id="45" w:name="Xdc43a96164b0672241f8d96f183d4edc3d4b964"/>
+    <w:bookmarkStart w:id="42" w:name="Xdc43a96164b0672241f8d96f183d4edc3d4b964"/>
     <w:p>
       <w:pPr>
         <w:pStyle w:val="Heading1"/>
@@ -632,31 +632,40 @@
               <w:jc w:val="left"/>
             </w:pPr>
             <w:r>
-              <w:t xml:space="preserve">Painel admin reconstruído, edição de treinos/comunicados, moderação, gestão de membros</w:t>
-            </w:r>
-          </w:p>
-        </w:tc>
-        <w:tc>
-          <w:tcPr/>
-          <w:p>
-            <w:pPr>
-              <w:pStyle w:val="Compact"/>
-              <w:jc w:val="left"/>
-            </w:pPr>
-            <w:r>
-              <w:t xml:space="preserve">⏳ Pendente</w:t>
-            </w:r>
-          </w:p>
-        </w:tc>
-        <w:tc>
-          <w:tcPr/>
-          <w:p>
-            <w:pPr>
-              <w:pStyle w:val="Compact"/>
-              <w:jc w:val="left"/>
-            </w:pPr>
-            <w:r>
-              <w:t xml:space="preserve">—</w:t>
+              <w:t xml:space="preserve">Painel admin reconstruído, edição de treinos/comunicados, moderação, gestão de membros + redesign visual premium (Fable 5) em todo o site</w:t>
+            </w:r>
+          </w:p>
+        </w:tc>
+        <w:tc>
+          <w:tcPr/>
+          <w:p>
+            <w:pPr>
+              <w:pStyle w:val="Compact"/>
+              <w:jc w:val="left"/>
+            </w:pPr>
+            <w:r>
+              <w:t xml:space="preserve">✅ Concluído</w:t>
+            </w:r>
+          </w:p>
+        </w:tc>
+        <w:tc>
+          <w:tcPr/>
+          <w:p>
+            <w:pPr>
+              <w:pStyle w:val="Compact"/>
+              <w:jc w:val="left"/>
+            </w:pPr>
+            <w:r>
+              <w:t xml:space="preserve">branch</w:t>
+            </w:r>
+            <w:r>
+              <w:t xml:space="preserve"> </w:t>
+            </w:r>
+            <w:r>
+              <w:rPr>
+                <w:rStyle w:val="VerbatimChar"/>
+              </w:rPr>
+              <w:t xml:space="preserve">abacus-fable-rebuild</w:t>
             </w:r>
           </w:p>
         </w:tc>
@@ -736,7 +745,7 @@
       </w:r>
     </w:p>
     <w:bookmarkEnd w:id="21"/>
-    <w:bookmarkStart w:id="24" w:name="o-que-já-foi-feito"/>
+    <w:bookmarkStart w:id="28" w:name="o-que-já-foi-feito"/>
     <w:p>
       <w:pPr>
         <w:pStyle w:val="Heading2"/>
@@ -1716,31 +1725,14 @@
         </w:tc>
       </w:tr>
     </w:tbl>
-    <w:p>
-      <w:r>
-        <w:pict>
-          <v:rect style="width:0;height:1.5pt" o:hralign="center" o:hrstd="t" o:hr="t"/>
-        </w:pict>
-      </w:r>
-    </w:p>
     <w:bookmarkEnd w:id="23"/>
-    <w:bookmarkEnd w:id="24"/>
-    <w:bookmarkStart w:id="40" w:name="o-que-falta-fazer"/>
-    <w:p>
-      <w:pPr>
-        <w:pStyle w:val="Heading2"/>
-      </w:pPr>
-      <w:r>
-        <w:t xml:space="preserve">O que falta fazer</w:t>
-      </w:r>
-    </w:p>
-    <w:bookmarkStart w:id="31" w:name="Xbb3879d41c071b8ed21ee26913a2a3acc274ece"/>
+    <w:bookmarkStart w:id="27" w:name="X4734f049ef0eb5e11c629d53282c27a82724ee4"/>
     <w:p>
       <w:pPr>
         <w:pStyle w:val="Heading3"/>
       </w:pPr>
       <w:r>
-        <w:t xml:space="preserve">Bloco 3 — Painel Admin e CRUD Completo (Fases 9, 11) ⏳</w:t>
+        <w:t xml:space="preserve">Bloco 3 — Painel Admin, CRUD Completo e Redesign Premium (Fases 9, 11) ✅</w:t>
       </w:r>
     </w:p>
     <w:p>
@@ -1752,114 +1744,71 @@
           <w:bCs/>
           <w:b/>
         </w:rPr>
-        <w:t xml:space="preserve">Estimativa de créditos:</w:t>
-      </w:r>
-      <w:r>
-        <w:t xml:space="preserve"> </w:t>
-      </w:r>
-      <w:r>
-        <w:t xml:space="preserve">9.000–13.000</w:t>
-      </w:r>
-    </w:p>
-    <w:p>
-      <w:pPr>
-        <w:pStyle w:val="BodyText"/>
-      </w:pPr>
-      <w:r>
-        <w:t xml:space="preserve">Este bloco foca em tornar o painel administrativo profissional e completar as operações CRUD que hoje só têm create/delete.</w:t>
-      </w:r>
-    </w:p>
-    <w:bookmarkStart w:id="25" w:name="reconstrução-visual-do-painel-admin"/>
-    <w:p>
-      <w:pPr>
-        <w:pStyle w:val="Heading4"/>
-      </w:pPr>
-      <w:r>
-        <w:t xml:space="preserve">3.1 — Reconstrução visual do painel admin</w:t>
-      </w:r>
-    </w:p>
-    <w:p>
-      <w:pPr>
-        <w:pStyle w:val="FirstParagraph"/>
-      </w:pPr>
+        <w:t xml:space="preserve">Branch:</w:t>
+      </w:r>
+      <w:r>
+        <w:t xml:space="preserve"> </w:t>
+      </w:r>
+      <w:r>
+        <w:rPr>
+          <w:rStyle w:val="VerbatimChar"/>
+        </w:rPr>
+        <w:t xml:space="preserve">abacus-fable-rebuild</w:t>
+      </w:r>
+      <w:r>
+        <w:t xml:space="preserve"> </w:t>
+      </w:r>
+      <w:r>
+        <w:t xml:space="preserve">•</w:t>
+      </w:r>
+      <w:r>
+        <w:t xml:space="preserve"> </w:t>
+      </w:r>
       <w:r>
         <w:rPr>
           <w:bCs/>
           <w:b/>
         </w:rPr>
-        <w:t xml:space="preserve">Problema atual:</w:t>
-      </w:r>
-      <w:r>
-        <w:t xml:space="preserve"> </w:t>
-      </w:r>
-      <w:r>
-        <w:t xml:space="preserve">o layout admin (</w:t>
-      </w:r>
-      <w:r>
-        <w:rPr>
-          <w:rStyle w:val="VerbatimChar"/>
-        </w:rPr>
-        <w:t xml:space="preserve">app/(admin)/layout.tsx</w:t>
-      </w:r>
-      <w:r>
-        <w:t xml:space="preserve">) usa CSS inline fora do design system. As telas admin têm estilo divergente do resto da aplicação.</w:t>
+        <w:t xml:space="preserve">Validação:</w:t>
+      </w:r>
+      <w:r>
+        <w:t xml:space="preserve"> </w:t>
+      </w:r>
+      <w:r>
+        <w:t xml:space="preserve">build/lint/typecheck zero erros, 24 rotas geradas, smoke test das rotas públicas (200) e protegidas (redirect correto para /login)</w:t>
       </w:r>
     </w:p>
     <w:p>
       <w:pPr>
         <w:pStyle w:val="BodyText"/>
       </w:pPr>
+      <w:r>
+        <w:t xml:space="preserve">Este bloco entregou duas frentes: o painel do treinador completo e um</w:t>
+      </w:r>
+      <w:r>
+        <w:t xml:space="preserve"> </w:t>
+      </w:r>
       <w:r>
         <w:rPr>
           <w:bCs/>
           <w:b/>
         </w:rPr>
-        <w:t xml:space="preserve">O que será feito:</w:t>
-      </w:r>
-      <w:r>
-        <w:t xml:space="preserve"> </w:t>
-      </w:r>
-      <w:r>
-        <w:t xml:space="preserve">- Reconstruir o layout admin usando os tokens e componentes do design system (</w:t>
+        <w:t xml:space="preserve">redesign visual premium</w:t>
+      </w:r>
+      <w:r>
+        <w:t xml:space="preserve"> </w:t>
+      </w:r>
+      <w:r>
+        <w:t xml:space="preserve">de todo o site, guiado pelas pranchas de referência do usuário (</w:t>
       </w:r>
       <w:r>
         <w:rPr>
           <w:rStyle w:val="VerbatimChar"/>
         </w:rPr>
-        <w:t xml:space="preserve">components/ui/</w:t>
-      </w:r>
-      <w:r>
-        <w:t xml:space="preserve">).</w:t>
-      </w:r>
-      <w:r>
-        <w:t xml:space="preserve"> </w:t>
-      </w:r>
-      <w:r>
-        <w:t xml:space="preserve">- Sidebar admin com navegação clara: Dashboard, Treinos, Comunicados, Membros.</w:t>
-      </w:r>
-      <w:r>
-        <w:t xml:space="preserve"> </w:t>
-      </w:r>
-      <w:r>
-        <w:t xml:space="preserve">- Responsividade mobile (bottom nav ou menu hambúrguer).</w:t>
-      </w:r>
-    </w:p>
-    <w:p>
-      <w:pPr>
-        <w:pStyle w:val="BodyText"/>
-      </w:pPr>
-      <w:r>
-        <w:rPr>
-          <w:bCs/>
-          <w:b/>
-        </w:rPr>
-        <w:t xml:space="preserve">Arquivos afetados:</w:t>
-      </w:r>
-      <w:r>
-        <w:t xml:space="preserve"> </w:t>
-      </w:r>
-      <w:r>
-        <w:t xml:space="preserve">-</w:t>
+        <w:t xml:space="preserve">design-refs/</w:t>
+      </w:r>
+      <w:r>
+        <w:t xml:space="preserve">) e pelo</w:t>
       </w:r>
       <w:r>
         <w:t xml:space="preserve"> </w:t>
@@ -1868,552 +1817,920 @@
         <w:rPr>
           <w:rStyle w:val="VerbatimChar"/>
         </w:rPr>
-        <w:t xml:space="preserve">app/(admin)/layout.tsx</w:t>
-      </w:r>
-      <w:r>
-        <w:t xml:space="preserve"> </w:t>
-      </w:r>
-      <w:r>
-        <w:t xml:space="preserve">— reescrita</w:t>
-      </w:r>
-      <w:r>
-        <w:t xml:space="preserve"> </w:t>
-      </w:r>
-      <w:r>
-        <w:t xml:space="preserve">- Possível criação de</w:t>
-      </w:r>
-      <w:r>
-        <w:t xml:space="preserve"> </w:t>
-      </w:r>
-      <w:r>
-        <w:rPr>
-          <w:rStyle w:val="VerbatimChar"/>
-        </w:rPr>
-        <w:t xml:space="preserve">components/admin/AdminNav.tsx</w:t>
-      </w:r>
-    </w:p>
+        <w:t xml:space="preserve">README-FABLE5.md</w:t>
+      </w:r>
+      <w:r>
+        <w:t xml:space="preserve">.</w:t>
+      </w:r>
+    </w:p>
+    <w:bookmarkStart w:id="24" w:name="Xefa7e9e32d177b6eab283a79f1d434458b6a953"/>
+    <w:p>
+      <w:pPr>
+        <w:pStyle w:val="Heading4"/>
+      </w:pPr>
+      <w:r>
+        <w:t xml:space="preserve">Redesign visual premium (identidade editorial esportiva)</w:t>
+      </w:r>
+    </w:p>
+    <w:tbl>
+      <w:tblPr>
+        <w:tblStyle w:val="Table"/>
+        <w:tblW w:type="pct" w:w="5000"/>
+        <w:tblLook w:firstRow="1" w:lastRow="0" w:firstColumn="0" w:lastColumn="0" w:noHBand="0" w:noVBand="0" w:val="0020"/>
+      </w:tblPr>
+      <w:tblGrid>
+        <w:gridCol w:w="3960"/>
+        <w:gridCol w:w="3960"/>
+      </w:tblGrid>
+      <w:tr>
+        <w:trPr>
+          <w:tblHeader w:val="true"/>
+        </w:trPr>
+        <w:tc>
+          <w:tcPr/>
+          <w:p>
+            <w:pPr>
+              <w:pStyle w:val="Compact"/>
+              <w:jc w:val="left"/>
+            </w:pPr>
+            <w:r>
+              <w:t xml:space="preserve">Entrega</w:t>
+            </w:r>
+          </w:p>
+        </w:tc>
+        <w:tc>
+          <w:tcPr/>
+          <w:p>
+            <w:pPr>
+              <w:pStyle w:val="Compact"/>
+              <w:jc w:val="left"/>
+            </w:pPr>
+            <w:r>
+              <w:t xml:space="preserve">Detalhes</w:t>
+            </w:r>
+          </w:p>
+        </w:tc>
+      </w:tr>
+      <w:tr>
+        <w:tc>
+          <w:tcPr/>
+          <w:p>
+            <w:pPr>
+              <w:pStyle w:val="Compact"/>
+              <w:jc w:val="left"/>
+            </w:pPr>
+            <w:r>
+              <w:rPr>
+                <w:bCs/>
+                <w:b/>
+              </w:rPr>
+              <w:t xml:space="preserve">Nova paleta</w:t>
+            </w:r>
+          </w:p>
+        </w:tc>
+        <w:tc>
+          <w:tcPr/>
+          <w:p>
+            <w:pPr>
+              <w:pStyle w:val="Compact"/>
+              <w:jc w:val="left"/>
+            </w:pPr>
+            <w:r>
+              <w:t xml:space="preserve">Off-white</w:t>
+            </w:r>
+            <w:r>
+              <w:t xml:space="preserve"> </w:t>
+            </w:r>
+            <w:r>
+              <w:rPr>
+                <w:rStyle w:val="VerbatimChar"/>
+              </w:rPr>
+              <w:t xml:space="preserve">#F7F4EF</w:t>
+            </w:r>
+            <w:r>
+              <w:t xml:space="preserve"> </w:t>
+            </w:r>
+            <w:r>
+              <w:t xml:space="preserve">(fundo), carbono</w:t>
+            </w:r>
+            <w:r>
+              <w:t xml:space="preserve"> </w:t>
+            </w:r>
+            <w:r>
+              <w:rPr>
+                <w:rStyle w:val="VerbatimChar"/>
+              </w:rPr>
+              <w:t xml:space="preserve">#171717</w:t>
+            </w:r>
+            <w:r>
+              <w:t xml:space="preserve"> </w:t>
+            </w:r>
+            <w:r>
+              <w:t xml:space="preserve">(header, sidebars, painéis), vermelho</w:t>
+            </w:r>
+            <w:r>
+              <w:t xml:space="preserve"> </w:t>
+            </w:r>
+            <w:r>
+              <w:rPr>
+                <w:rStyle w:val="VerbatimChar"/>
+              </w:rPr>
+              <w:t xml:space="preserve">#DC2626</w:t>
+            </w:r>
+            <w:r>
+              <w:t xml:space="preserve"> </w:t>
+            </w:r>
+            <w:r>
+              <w:t xml:space="preserve">(ação), verde</w:t>
+            </w:r>
+            <w:r>
+              <w:t xml:space="preserve"> </w:t>
+            </w:r>
+            <w:r>
+              <w:rPr>
+                <w:rStyle w:val="VerbatimChar"/>
+              </w:rPr>
+              <w:t xml:space="preserve">#16A34A</w:t>
+            </w:r>
+            <w:r>
+              <w:t xml:space="preserve"> </w:t>
+            </w:r>
+            <w:r>
+              <w:t xml:space="preserve">(êxito/stats), laranja</w:t>
+            </w:r>
+            <w:r>
+              <w:t xml:space="preserve"> </w:t>
+            </w:r>
+            <w:r>
+              <w:rPr>
+                <w:rStyle w:val="VerbatimChar"/>
+              </w:rPr>
+              <w:t xml:space="preserve">#F97316</w:t>
+            </w:r>
+            <w:r>
+              <w:t xml:space="preserve"> </w:t>
+            </w:r>
+            <w:r>
+              <w:t xml:space="preserve">(traço/aviso).</w:t>
+            </w:r>
+          </w:p>
+        </w:tc>
+      </w:tr>
+      <w:tr>
+        <w:tc>
+          <w:tcPr/>
+          <w:p>
+            <w:pPr>
+              <w:pStyle w:val="Compact"/>
+              <w:jc w:val="left"/>
+            </w:pPr>
+            <w:r>
+              <w:rPr>
+                <w:bCs/>
+                <w:b/>
+              </w:rPr>
+              <w:t xml:space="preserve">Nova tipografia</w:t>
+            </w:r>
+          </w:p>
+        </w:tc>
+        <w:tc>
+          <w:tcPr/>
+          <w:p>
+            <w:pPr>
+              <w:pStyle w:val="Compact"/>
+              <w:jc w:val="left"/>
+            </w:pPr>
+            <w:r>
+              <w:t xml:space="preserve">Bebas Neue (títulos display), Oswald (rótulos condensados, navegação), Inter (corpo). Substitui a Barlow Condensed.</w:t>
+            </w:r>
+          </w:p>
+        </w:tc>
+      </w:tr>
+      <w:tr>
+        <w:tc>
+          <w:tcPr/>
+          <w:p>
+            <w:pPr>
+              <w:pStyle w:val="Compact"/>
+              <w:jc w:val="left"/>
+            </w:pPr>
+            <w:r>
+              <w:rPr>
+                <w:bCs/>
+                <w:b/>
+              </w:rPr>
+              <w:t xml:space="preserve">Linguagem editorial</w:t>
+            </w:r>
+          </w:p>
+        </w:tc>
+        <w:tc>
+          <w:tcPr/>
+          <w:p>
+            <w:pPr>
+              <w:pStyle w:val="Compact"/>
+              <w:jc w:val="left"/>
+            </w:pPr>
+            <w:r>
+              <w:t xml:space="preserve">Kickers numerados (</w:t>
+            </w:r>
+            <w:r>
+              <w:t xml:space="preserve">“</w:t>
+            </w:r>
+            <w:r>
+              <w:t xml:space="preserve">01 · Sobre</w:t>
+            </w:r>
+            <w:r>
+              <w:t xml:space="preserve">”</w:t>
+            </w:r>
+            <w:r>
+              <w:t xml:space="preserve">), tagline</w:t>
+            </w:r>
+            <w:r>
+              <w:t xml:space="preserve"> </w:t>
+            </w:r>
+            <w:r>
+              <w:t xml:space="preserve">“</w:t>
+            </w:r>
+            <w:r>
+              <w:t xml:space="preserve">CORRA COM PROPÓSITO. EVOLUA EM EQUIPE.</w:t>
+            </w:r>
+            <w:r>
+              <w:t xml:space="preserve">”</w:t>
+            </w:r>
+            <w:r>
+              <w:t xml:space="preserve">, molduras vermelhas deslocadas nas fotos, faixas de estatísticas em carbono.</w:t>
+            </w:r>
+          </w:p>
+        </w:tc>
+      </w:tr>
+      <w:tr>
+        <w:tc>
+          <w:tcPr/>
+          <w:p>
+            <w:pPr>
+              <w:pStyle w:val="Compact"/>
+              <w:jc w:val="left"/>
+            </w:pPr>
+            <w:r>
+              <w:rPr>
+                <w:bCs/>
+                <w:b/>
+              </w:rPr>
+              <w:t xml:space="preserve">Header/rodapé carbono</w:t>
+            </w:r>
+          </w:p>
+        </w:tc>
+        <w:tc>
+          <w:tcPr/>
+          <w:p>
+            <w:pPr>
+              <w:pStyle w:val="Compact"/>
+              <w:jc w:val="left"/>
+            </w:pPr>
+            <w:r>
+              <w:t xml:space="preserve">O logo tem texto branco e só funciona em fundo escuro — todos os headers, sidebars e o footer agora são carbono.</w:t>
+            </w:r>
+          </w:p>
+        </w:tc>
+      </w:tr>
+      <w:tr>
+        <w:tc>
+          <w:tcPr/>
+          <w:p>
+            <w:pPr>
+              <w:pStyle w:val="Compact"/>
+              <w:jc w:val="left"/>
+            </w:pPr>
+            <w:r>
+              <w:rPr>
+                <w:bCs/>
+                <w:b/>
+              </w:rPr>
+              <w:t xml:space="preserve">Páginas públicas</w:t>
+            </w:r>
+          </w:p>
+        </w:tc>
+        <w:tc>
+          <w:tcPr/>
+          <w:p>
+            <w:pPr>
+              <w:pStyle w:val="Compact"/>
+              <w:jc w:val="left"/>
+            </w:pPr>
+            <w:r>
+              <w:t xml:space="preserve">Home, Sobre, Galeria e Contato reescritas no novo padrão (hero editorial, seções numeradas, CTA em painel carbono).</w:t>
+            </w:r>
+          </w:p>
+        </w:tc>
+      </w:tr>
+      <w:tr>
+        <w:tc>
+          <w:tcPr/>
+          <w:p>
+            <w:pPr>
+              <w:pStyle w:val="Compact"/>
+              <w:jc w:val="left"/>
+            </w:pPr>
+            <w:r>
+              <w:rPr>
+                <w:bCs/>
+                <w:b/>
+              </w:rPr>
+              <w:t xml:space="preserve">Autenticação</w:t>
+            </w:r>
+          </w:p>
+        </w:tc>
+        <w:tc>
+          <w:tcPr/>
+          <w:p>
+            <w:pPr>
+              <w:pStyle w:val="Compact"/>
+              <w:jc w:val="left"/>
+            </w:pPr>
+            <w:r>
+              <w:t xml:space="preserve">Layout dividido: painel esquerdo com foto real, overlay carbono, logo e tagline; formulários no novo design.</w:t>
+            </w:r>
+          </w:p>
+        </w:tc>
+      </w:tr>
+      <w:tr>
+        <w:tc>
+          <w:tcPr/>
+          <w:p>
+            <w:pPr>
+              <w:pStyle w:val="Compact"/>
+              <w:jc w:val="left"/>
+            </w:pPr>
+            <w:r>
+              <w:rPr>
+                <w:bCs/>
+                <w:b/>
+              </w:rPr>
+              <w:t xml:space="preserve">Dashboard do aluno</w:t>
+            </w:r>
+          </w:p>
+        </w:tc>
+        <w:tc>
+          <w:tcPr/>
+          <w:p>
+            <w:pPr>
+              <w:pStyle w:val="Compact"/>
+              <w:jc w:val="left"/>
+            </w:pPr>
+            <w:r>
+              <w:t xml:space="preserve">Sidebar carbono fixa no desktop, topbar mobile carbono, bottom nav com botão central vermelho</w:t>
+            </w:r>
+            <w:r>
+              <w:t xml:space="preserve"> </w:t>
+            </w:r>
+            <w:r>
+              <w:t xml:space="preserve">“</w:t>
+            </w:r>
+            <w:r>
+              <w:t xml:space="preserve">+</w:t>
+            </w:r>
+            <w:r>
+              <w:t xml:space="preserve">”</w:t>
+            </w:r>
+            <w:r>
+              <w:t xml:space="preserve">, saudação editorial.</w:t>
+            </w:r>
+          </w:p>
+        </w:tc>
+      </w:tr>
+    </w:tbl>
+    <w:bookmarkEnd w:id="24"/>
+    <w:bookmarkStart w:id="25" w:name="painel-do-treinador-crud-completo"/>
+    <w:p>
+      <w:pPr>
+        <w:pStyle w:val="Heading4"/>
+      </w:pPr>
+      <w:r>
+        <w:t xml:space="preserve">Painel do treinador (CRUD completo)</w:t>
+      </w:r>
+    </w:p>
+    <w:tbl>
+      <w:tblPr>
+        <w:tblStyle w:val="Table"/>
+        <w:tblW w:type="pct" w:w="5000"/>
+        <w:tblLook w:firstRow="1" w:lastRow="0" w:firstColumn="0" w:lastColumn="0" w:noHBand="0" w:noVBand="0" w:val="0020"/>
+      </w:tblPr>
+      <w:tblGrid>
+        <w:gridCol w:w="3960"/>
+        <w:gridCol w:w="3960"/>
+      </w:tblGrid>
+      <w:tr>
+        <w:trPr>
+          <w:tblHeader w:val="true"/>
+        </w:trPr>
+        <w:tc>
+          <w:tcPr/>
+          <w:p>
+            <w:pPr>
+              <w:pStyle w:val="Compact"/>
+              <w:jc w:val="left"/>
+            </w:pPr>
+            <w:r>
+              <w:t xml:space="preserve">Entrega</w:t>
+            </w:r>
+          </w:p>
+        </w:tc>
+        <w:tc>
+          <w:tcPr/>
+          <w:p>
+            <w:pPr>
+              <w:pStyle w:val="Compact"/>
+              <w:jc w:val="left"/>
+            </w:pPr>
+            <w:r>
+              <w:t xml:space="preserve">Detalhes</w:t>
+            </w:r>
+          </w:p>
+        </w:tc>
+      </w:tr>
+      <w:tr>
+        <w:tc>
+          <w:tcPr/>
+          <w:p>
+            <w:pPr>
+              <w:pStyle w:val="Compact"/>
+              <w:jc w:val="left"/>
+            </w:pPr>
+            <w:r>
+              <w:rPr>
+                <w:bCs/>
+                <w:b/>
+              </w:rPr>
+              <w:t xml:space="preserve">Layout admin sem CSS inline</w:t>
+            </w:r>
+          </w:p>
+        </w:tc>
+        <w:tc>
+          <w:tcPr/>
+          <w:p>
+            <w:pPr>
+              <w:pStyle w:val="Compact"/>
+              <w:jc w:val="left"/>
+            </w:pPr>
+            <w:r>
+              <w:rPr>
+                <w:rStyle w:val="VerbatimChar"/>
+              </w:rPr>
+              <w:t xml:space="preserve">app/(admin)/layout.tsx</w:t>
+            </w:r>
+            <w:r>
+              <w:t xml:space="preserve"> </w:t>
+            </w:r>
+            <w:r>
+              <w:t xml:space="preserve">reescrito com o design system: sidebar carbono com selo</w:t>
+            </w:r>
+            <w:r>
+              <w:t xml:space="preserve"> </w:t>
+            </w:r>
+            <w:r>
+              <w:t xml:space="preserve">“</w:t>
+            </w:r>
+            <w:r>
+              <w:t xml:space="preserve">Painel do Treinador</w:t>
+            </w:r>
+            <w:r>
+              <w:t xml:space="preserve">”</w:t>
+            </w:r>
+            <w:r>
+              <w:t xml:space="preserve">, nav mobile horizontal, tudo dentro de</w:t>
+            </w:r>
+            <w:r>
+              <w:t xml:space="preserve"> </w:t>
+            </w:r>
+            <w:r>
+              <w:rPr>
+                <w:rStyle w:val="VerbatimChar"/>
+              </w:rPr>
+              <w:t xml:space="preserve">ToastProvider</w:t>
+            </w:r>
+            <w:r>
+              <w:t xml:space="preserve">. Novos</w:t>
+            </w:r>
+            <w:r>
+              <w:t xml:space="preserve"> </w:t>
+            </w:r>
+            <w:r>
+              <w:rPr>
+                <w:rStyle w:val="VerbatimChar"/>
+              </w:rPr>
+              <w:t xml:space="preserve">components/admin/AdminNav.tsx</w:t>
+            </w:r>
+            <w:r>
+              <w:t xml:space="preserve"> </w:t>
+            </w:r>
+            <w:r>
+              <w:t xml:space="preserve">e</w:t>
+            </w:r>
+            <w:r>
+              <w:t xml:space="preserve"> </w:t>
+            </w:r>
+            <w:r>
+              <w:rPr>
+                <w:rStyle w:val="VerbatimChar"/>
+              </w:rPr>
+              <w:t xml:space="preserve">app/(admin)/admin/loading.tsx</w:t>
+            </w:r>
+            <w:r>
+              <w:t xml:space="preserve"> </w:t>
+            </w:r>
+            <w:r>
+              <w:t xml:space="preserve">(skeleton).</w:t>
+            </w:r>
+          </w:p>
+        </w:tc>
+      </w:tr>
+      <w:tr>
+        <w:tc>
+          <w:tcPr/>
+          <w:p>
+            <w:pPr>
+              <w:pStyle w:val="Compact"/>
+              <w:jc w:val="left"/>
+            </w:pPr>
+            <w:r>
+              <w:rPr>
+                <w:bCs/>
+                <w:b/>
+              </w:rPr>
+              <w:t xml:space="preserve">Edição de treinos</w:t>
+            </w:r>
+          </w:p>
+        </w:tc>
+        <w:tc>
+          <w:tcPr/>
+          <w:p>
+            <w:pPr>
+              <w:pStyle w:val="Compact"/>
+              <w:jc w:val="left"/>
+            </w:pPr>
+            <w:r>
+              <w:t xml:space="preserve">Nova action</w:t>
+            </w:r>
+            <w:r>
+              <w:t xml:space="preserve"> </w:t>
+            </w:r>
+            <w:r>
+              <w:rPr>
+                <w:rStyle w:val="VerbatimChar"/>
+              </w:rPr>
+              <w:t xml:space="preserve">updateWorkout</w:t>
+            </w:r>
+            <w:r>
+              <w:t xml:space="preserve"> </w:t>
+            </w:r>
+            <w:r>
+              <w:t xml:space="preserve">com validação de formulário;</w:t>
+            </w:r>
+            <w:r>
+              <w:t xml:space="preserve"> </w:t>
+            </w:r>
+            <w:r>
+              <w:rPr>
+                <w:rStyle w:val="VerbatimChar"/>
+              </w:rPr>
+              <w:t xml:space="preserve">WorkoutsManager</w:t>
+            </w:r>
+            <w:r>
+              <w:t xml:space="preserve"> </w:t>
+            </w:r>
+            <w:r>
+              <w:t xml:space="preserve">com busca, filtro por nível, modal criar/editar pré-preenchido, confirmação de exclusão e toasts.</w:t>
+            </w:r>
+          </w:p>
+        </w:tc>
+      </w:tr>
+      <w:tr>
+        <w:tc>
+          <w:tcPr/>
+          <w:p>
+            <w:pPr>
+              <w:pStyle w:val="Compact"/>
+              <w:jc w:val="left"/>
+            </w:pPr>
+            <w:r>
+              <w:rPr>
+                <w:bCs/>
+                <w:b/>
+              </w:rPr>
+              <w:t xml:space="preserve">Edição de comunicados</w:t>
+            </w:r>
+          </w:p>
+        </w:tc>
+        <w:tc>
+          <w:tcPr/>
+          <w:p>
+            <w:pPr>
+              <w:pStyle w:val="Compact"/>
+              <w:jc w:val="left"/>
+            </w:pPr>
+            <w:r>
+              <w:t xml:space="preserve">Nova action</w:t>
+            </w:r>
+            <w:r>
+              <w:t xml:space="preserve"> </w:t>
+            </w:r>
+            <w:r>
+              <w:rPr>
+                <w:rStyle w:val="VerbatimChar"/>
+              </w:rPr>
+              <w:t xml:space="preserve">updateAnnouncement</w:t>
+            </w:r>
+            <w:r>
+              <w:t xml:space="preserve">;</w:t>
+            </w:r>
+            <w:r>
+              <w:t xml:space="preserve"> </w:t>
+            </w:r>
+            <w:r>
+              <w:rPr>
+                <w:rStyle w:val="VerbatimChar"/>
+              </w:rPr>
+              <w:t xml:space="preserve">AnnouncementsManager</w:t>
+            </w:r>
+            <w:r>
+              <w:t xml:space="preserve"> </w:t>
+            </w:r>
+            <w:r>
+              <w:t xml:space="preserve">com o mesmo padrão (busca, modal, confirmação, toasts).</w:t>
+            </w:r>
+          </w:p>
+        </w:tc>
+      </w:tr>
+      <w:tr>
+        <w:tc>
+          <w:tcPr/>
+          <w:p>
+            <w:pPr>
+              <w:pStyle w:val="Compact"/>
+              <w:jc w:val="left"/>
+            </w:pPr>
+            <w:r>
+              <w:rPr>
+                <w:bCs/>
+                <w:b/>
+              </w:rPr>
+              <w:t xml:space="preserve">Gestão de membros</w:t>
+            </w:r>
+          </w:p>
+        </w:tc>
+        <w:tc>
+          <w:tcPr/>
+          <w:p>
+            <w:pPr>
+              <w:pStyle w:val="Compact"/>
+              <w:jc w:val="left"/>
+            </w:pPr>
+            <w:r>
+              <w:rPr>
+                <w:rStyle w:val="VerbatimChar"/>
+              </w:rPr>
+              <w:t xml:space="preserve">MembersTable</w:t>
+            </w:r>
+            <w:r>
+              <w:t xml:space="preserve">: busca, badges de papel, link</w:t>
+            </w:r>
+            <w:r>
+              <w:t xml:space="preserve"> </w:t>
+            </w:r>
+            <w:r>
+              <w:t xml:space="preserve">“</w:t>
+            </w:r>
+            <w:r>
+              <w:t xml:space="preserve">Ver perfil</w:t>
+            </w:r>
+            <w:r>
+              <w:t xml:space="preserve">”</w:t>
+            </w:r>
+            <w:r>
+              <w:t xml:space="preserve"> </w:t>
+            </w:r>
+            <w:r>
+              <w:t xml:space="preserve">(</w:t>
+            </w:r>
+            <w:r>
+              <w:rPr>
+                <w:rStyle w:val="VerbatimChar"/>
+              </w:rPr>
+              <w:t xml:space="preserve">/dashboard/membros/[id]</w:t>
+            </w:r>
+            <w:r>
+              <w:t xml:space="preserve">), promover/rebaixar e remover com</w:t>
+            </w:r>
+            <w:r>
+              <w:t xml:space="preserve"> </w:t>
+            </w:r>
+            <w:r>
+              <w:rPr>
+                <w:rStyle w:val="VerbatimChar"/>
+              </w:rPr>
+              <w:t xml:space="preserve">ConfirmDialog</w:t>
+            </w:r>
+            <w:r>
+              <w:t xml:space="preserve"> </w:t>
+            </w:r>
+            <w:r>
+              <w:t xml:space="preserve">+ toasts; proteção contra auto-remoção/auto-rebaixamento (na UI e nas actions).</w:t>
+            </w:r>
+          </w:p>
+        </w:tc>
+      </w:tr>
+      <w:tr>
+        <w:tc>
+          <w:tcPr/>
+          <w:p>
+            <w:pPr>
+              <w:pStyle w:val="Compact"/>
+              <w:jc w:val="left"/>
+            </w:pPr>
+            <w:r>
+              <w:rPr>
+                <w:bCs/>
+                <w:b/>
+              </w:rPr>
+              <w:t xml:space="preserve">Segurança das actions</w:t>
+            </w:r>
+          </w:p>
+        </w:tc>
+        <w:tc>
+          <w:tcPr/>
+          <w:p>
+            <w:pPr>
+              <w:pStyle w:val="Compact"/>
+              <w:jc w:val="left"/>
+            </w:pPr>
+            <w:r>
+              <w:rPr>
+                <w:rStyle w:val="VerbatimChar"/>
+              </w:rPr>
+              <w:t xml:space="preserve">requireAdmin()</w:t>
+            </w:r>
+            <w:r>
+              <w:t xml:space="preserve"> </w:t>
+            </w:r>
+            <w:r>
+              <w:t xml:space="preserve">em todas as actions de</w:t>
+            </w:r>
+            <w:r>
+              <w:t xml:space="preserve"> </w:t>
+            </w:r>
+            <w:r>
+              <w:rPr>
+                <w:rStyle w:val="VerbatimChar"/>
+              </w:rPr>
+              <w:t xml:space="preserve">lib/actions/admin.ts</w:t>
+            </w:r>
+            <w:r>
+              <w:t xml:space="preserve">; validação de campos; retorno padronizado</w:t>
+            </w:r>
+            <w:r>
+              <w:t xml:space="preserve"> </w:t>
+            </w:r>
+            <w:r>
+              <w:rPr>
+                <w:rStyle w:val="VerbatimChar"/>
+              </w:rPr>
+              <w:t xml:space="preserve">{ success | error }</w:t>
+            </w:r>
+            <w:r>
+              <w:t xml:space="preserve">;</w:t>
+            </w:r>
+            <w:r>
+              <w:t xml:space="preserve"> </w:t>
+            </w:r>
+            <w:r>
+              <w:rPr>
+                <w:rStyle w:val="VerbatimChar"/>
+              </w:rPr>
+              <w:t xml:space="preserve">revalidatePath</w:t>
+            </w:r>
+            <w:r>
+              <w:t xml:space="preserve"> </w:t>
+            </w:r>
+            <w:r>
+              <w:t xml:space="preserve">nas rotas afetadas.</w:t>
+            </w:r>
+          </w:p>
+        </w:tc>
+      </w:tr>
+      <w:tr>
+        <w:tc>
+          <w:tcPr/>
+          <w:p>
+            <w:pPr>
+              <w:pStyle w:val="Compact"/>
+              <w:jc w:val="left"/>
+            </w:pPr>
+            <w:r>
+              <w:rPr>
+                <w:bCs/>
+                <w:b/>
+              </w:rPr>
+              <w:t xml:space="preserve">Novos componentes de UI</w:t>
+            </w:r>
+          </w:p>
+        </w:tc>
+        <w:tc>
+          <w:tcPr/>
+          <w:p>
+            <w:pPr>
+              <w:pStyle w:val="Compact"/>
+              <w:jc w:val="left"/>
+            </w:pPr>
+            <w:r>
+              <w:rPr>
+                <w:rStyle w:val="VerbatimChar"/>
+              </w:rPr>
+              <w:t xml:space="preserve">Toaster</w:t>
+            </w:r>
+            <w:r>
+              <w:t xml:space="preserve"> </w:t>
+            </w:r>
+            <w:r>
+              <w:t xml:space="preserve">(toasts com auto-dismiss),</w:t>
+            </w:r>
+            <w:r>
+              <w:t xml:space="preserve"> </w:t>
+            </w:r>
+            <w:r>
+              <w:rPr>
+                <w:rStyle w:val="VerbatimChar"/>
+              </w:rPr>
+              <w:t xml:space="preserve">ConfirmDialog</w:t>
+            </w:r>
+            <w:r>
+              <w:t xml:space="preserve"> </w:t>
+            </w:r>
+            <w:r>
+              <w:t xml:space="preserve">(confirmação acessível com Escape/foco),</w:t>
+            </w:r>
+            <w:r>
+              <w:t xml:space="preserve"> </w:t>
+            </w:r>
+            <w:r>
+              <w:rPr>
+                <w:rStyle w:val="VerbatimChar"/>
+              </w:rPr>
+              <w:t xml:space="preserve">AdminModal</w:t>
+            </w:r>
+            <w:r>
+              <w:t xml:space="preserve">,</w:t>
+            </w:r>
+            <w:r>
+              <w:t xml:space="preserve"> </w:t>
+            </w:r>
+            <w:r>
+              <w:rPr>
+                <w:rStyle w:val="VerbatimChar"/>
+              </w:rPr>
+              <w:t xml:space="preserve">AdminForm</w:t>
+            </w:r>
+            <w:r>
+              <w:t xml:space="preserve"> </w:t>
+            </w:r>
+            <w:r>
+              <w:t xml:space="preserve">com valores padrão para edição.</w:t>
+            </w:r>
+          </w:p>
+        </w:tc>
+      </w:tr>
+      <w:tr>
+        <w:tc>
+          <w:tcPr/>
+          <w:p>
+            <w:pPr>
+              <w:pStyle w:val="Compact"/>
+              <w:jc w:val="left"/>
+            </w:pPr>
+            <w:r>
+              <w:rPr>
+                <w:bCs/>
+                <w:b/>
+              </w:rPr>
+              <w:t xml:space="preserve">Moderação do feed</w:t>
+            </w:r>
+          </w:p>
+        </w:tc>
+        <w:tc>
+          <w:tcPr/>
+          <w:p>
+            <w:pPr>
+              <w:pStyle w:val="Compact"/>
+              <w:jc w:val="left"/>
+            </w:pPr>
+            <w:r>
+              <w:t xml:space="preserve">Mantida inline no feed (admin exclui qualquer post/comentário via PostCard) — decisão: tela separada não é necessária nesta fase.</w:t>
+            </w:r>
+          </w:p>
+        </w:tc>
+      </w:tr>
+    </w:tbl>
     <w:bookmarkEnd w:id="25"/>
-    <w:bookmarkStart w:id="26" w:name="edição-de-treinos"/>
-    <w:p>
-      <w:pPr>
-        <w:pStyle w:val="Heading4"/>
-      </w:pPr>
-      <w:r>
-        <w:t xml:space="preserve">3.2 — Edição de treinos</w:t>
-      </w:r>
-    </w:p>
-    <w:p>
-      <w:pPr>
-        <w:pStyle w:val="FirstParagraph"/>
-      </w:pPr>
-      <w:r>
-        <w:rPr>
-          <w:bCs/>
-          <w:b/>
-        </w:rPr>
-        <w:t xml:space="preserve">Problema atual:</w:t>
-      </w:r>
-      <w:r>
-        <w:t xml:space="preserve"> </w:t>
-      </w:r>
-      <w:r>
-        <w:rPr>
-          <w:rStyle w:val="VerbatimChar"/>
-        </w:rPr>
-        <w:t xml:space="preserve">lib/actions/admin.ts</w:t>
-      </w:r>
-      <w:r>
-        <w:t xml:space="preserve"> </w:t>
-      </w:r>
-      <w:r>
-        <w:t xml:space="preserve">tem</w:t>
-      </w:r>
-      <w:r>
-        <w:t xml:space="preserve"> </w:t>
-      </w:r>
-      <w:r>
-        <w:rPr>
-          <w:rStyle w:val="VerbatimChar"/>
-        </w:rPr>
-        <w:t xml:space="preserve">createWorkout</w:t>
-      </w:r>
-      <w:r>
-        <w:t xml:space="preserve"> </w:t>
-      </w:r>
-      <w:r>
-        <w:t xml:space="preserve">e</w:t>
-      </w:r>
-      <w:r>
-        <w:t xml:space="preserve"> </w:t>
-      </w:r>
-      <w:r>
-        <w:rPr>
-          <w:rStyle w:val="VerbatimChar"/>
-        </w:rPr>
-        <w:t xml:space="preserve">deleteWorkout</w:t>
-      </w:r>
-      <w:r>
-        <w:t xml:space="preserve">, mas não tem</w:t>
-      </w:r>
-      <w:r>
-        <w:t xml:space="preserve"> </w:t>
-      </w:r>
-      <w:r>
-        <w:rPr>
-          <w:rStyle w:val="VerbatimChar"/>
-        </w:rPr>
-        <w:t xml:space="preserve">updateWorkout</w:t>
-      </w:r>
-      <w:r>
-        <w:t xml:space="preserve">. O treinador não consegue corrigir um treino publicado — precisa excluir e recriar.</w:t>
-      </w:r>
-    </w:p>
-    <w:p>
-      <w:pPr>
-        <w:pStyle w:val="BodyText"/>
-      </w:pPr>
-      <w:r>
-        <w:rPr>
-          <w:bCs/>
-          <w:b/>
-        </w:rPr>
-        <w:t xml:space="preserve">O que será feito:</w:t>
-      </w:r>
-      <w:r>
-        <w:t xml:space="preserve"> </w:t>
-      </w:r>
-      <w:r>
-        <w:t xml:space="preserve">- Nova action</w:t>
-      </w:r>
-      <w:r>
-        <w:t xml:space="preserve"> </w:t>
-      </w:r>
-      <w:r>
-        <w:rPr>
-          <w:rStyle w:val="VerbatimChar"/>
-        </w:rPr>
-        <w:t xml:space="preserve">updateWorkout(workoutId, formData)</w:t>
-      </w:r>
-      <w:r>
-        <w:t xml:space="preserve"> </w:t>
-      </w:r>
-      <w:r>
-        <w:t xml:space="preserve">em</w:t>
-      </w:r>
-      <w:r>
-        <w:t xml:space="preserve"> </w:t>
-      </w:r>
-      <w:r>
-        <w:rPr>
-          <w:rStyle w:val="VerbatimChar"/>
-        </w:rPr>
-        <w:t xml:space="preserve">lib/actions/admin.ts</w:t>
-      </w:r>
-      <w:r>
-        <w:t xml:space="preserve">.</w:t>
-      </w:r>
-      <w:r>
-        <w:t xml:space="preserve"> </w:t>
-      </w:r>
-      <w:r>
-        <w:t xml:space="preserve">- Modal/formulário de edição no painel admin (pré-preenchido com dados existentes).</w:t>
-      </w:r>
-      <w:r>
-        <w:t xml:space="preserve"> </w:t>
-      </w:r>
-      <w:r>
-        <w:t xml:space="preserve">- Campos: título, descrição, nível (iniciante/intermediário/avançado), objetivo, data agendada.</w:t>
-      </w:r>
-    </w:p>
-    <w:p>
-      <w:pPr>
-        <w:pStyle w:val="BodyText"/>
-      </w:pPr>
-      <w:r>
-        <w:rPr>
-          <w:bCs/>
-          <w:b/>
-        </w:rPr>
-        <w:t xml:space="preserve">Arquivos afetados:</w:t>
-      </w:r>
-      <w:r>
-        <w:t xml:space="preserve"> </w:t>
-      </w:r>
-      <w:r>
-        <w:t xml:space="preserve">-</w:t>
-      </w:r>
-      <w:r>
-        <w:t xml:space="preserve"> </w:t>
-      </w:r>
-      <w:r>
-        <w:rPr>
-          <w:rStyle w:val="VerbatimChar"/>
-        </w:rPr>
-        <w:t xml:space="preserve">lib/actions/admin.ts</w:t>
-      </w:r>
-      <w:r>
-        <w:t xml:space="preserve"> </w:t>
-      </w:r>
-      <w:r>
-        <w:t xml:space="preserve">— nova action</w:t>
-      </w:r>
-      <w:r>
-        <w:t xml:space="preserve"> </w:t>
-      </w:r>
-      <w:r>
-        <w:t xml:space="preserve">-</w:t>
-      </w:r>
-      <w:r>
-        <w:t xml:space="preserve"> </w:t>
-      </w:r>
-      <w:r>
-        <w:rPr>
-          <w:rStyle w:val="VerbatimChar"/>
-        </w:rPr>
-        <w:t xml:space="preserve">app/(admin)/admin/treinos/page.tsx</w:t>
-      </w:r>
-      <w:r>
-        <w:t xml:space="preserve"> </w:t>
-      </w:r>
-      <w:r>
-        <w:t xml:space="preserve">— botão de editar + modal/formulário</w:t>
-      </w:r>
-      <w:r>
-        <w:t xml:space="preserve"> </w:t>
-      </w:r>
-      <w:r>
-        <w:t xml:space="preserve">- Possível</w:t>
-      </w:r>
-      <w:r>
-        <w:t xml:space="preserve"> </w:t>
-      </w:r>
-      <w:r>
-        <w:rPr>
-          <w:rStyle w:val="VerbatimChar"/>
-        </w:rPr>
-        <w:t xml:space="preserve">components/admin/WorkoutForm.tsx</w:t>
-      </w:r>
-    </w:p>
-    <w:bookmarkEnd w:id="26"/>
-    <w:bookmarkStart w:id="27" w:name="edição-de-comunicados"/>
-    <w:p>
-      <w:pPr>
-        <w:pStyle w:val="Heading4"/>
-      </w:pPr>
-      <w:r>
-        <w:t xml:space="preserve">3.3 — Edição de comunicados</w:t>
-      </w:r>
-    </w:p>
-    <w:p>
-      <w:pPr>
-        <w:pStyle w:val="FirstParagraph"/>
-      </w:pPr>
-      <w:r>
-        <w:rPr>
-          <w:bCs/>
-          <w:b/>
-        </w:rPr>
-        <w:t xml:space="preserve">Problema atual:</w:t>
-      </w:r>
-      <w:r>
-        <w:t xml:space="preserve"> </w:t>
-      </w:r>
-      <w:r>
-        <w:t xml:space="preserve">mesmo cenário dos treinos — só create/delete, sem update.</w:t>
-      </w:r>
-    </w:p>
-    <w:p>
-      <w:pPr>
-        <w:pStyle w:val="BodyText"/>
-      </w:pPr>
-      <w:r>
-        <w:rPr>
-          <w:bCs/>
-          <w:b/>
-        </w:rPr>
-        <w:t xml:space="preserve">O que será feito:</w:t>
-      </w:r>
-      <w:r>
-        <w:t xml:space="preserve"> </w:t>
-      </w:r>
-      <w:r>
-        <w:t xml:space="preserve">- Nova action</w:t>
-      </w:r>
-      <w:r>
-        <w:t xml:space="preserve"> </w:t>
-      </w:r>
-      <w:r>
-        <w:rPr>
-          <w:rStyle w:val="VerbatimChar"/>
-        </w:rPr>
-        <w:t xml:space="preserve">updateAnnouncement(announcementId, formData)</w:t>
-      </w:r>
-      <w:r>
-        <w:t xml:space="preserve">.</w:t>
-      </w:r>
-      <w:r>
-        <w:t xml:space="preserve"> </w:t>
-      </w:r>
-      <w:r>
-        <w:t xml:space="preserve">- Modal/formulário de edição no painel admin.</w:t>
-      </w:r>
-      <w:r>
-        <w:t xml:space="preserve"> </w:t>
-      </w:r>
-      <w:r>
-        <w:t xml:space="preserve">- Campos: título, conteúdo.</w:t>
-      </w:r>
-    </w:p>
-    <w:p>
-      <w:pPr>
-        <w:pStyle w:val="BodyText"/>
-      </w:pPr>
-      <w:r>
-        <w:rPr>
-          <w:bCs/>
-          <w:b/>
-        </w:rPr>
-        <w:t xml:space="preserve">Arquivos afetados:</w:t>
-      </w:r>
-      <w:r>
-        <w:t xml:space="preserve"> </w:t>
-      </w:r>
-      <w:r>
-        <w:t xml:space="preserve">-</w:t>
-      </w:r>
-      <w:r>
-        <w:t xml:space="preserve"> </w:t>
-      </w:r>
-      <w:r>
-        <w:rPr>
-          <w:rStyle w:val="VerbatimChar"/>
-        </w:rPr>
-        <w:t xml:space="preserve">lib/actions/admin.ts</w:t>
-      </w:r>
-      <w:r>
-        <w:t xml:space="preserve"> </w:t>
-      </w:r>
-      <w:r>
-        <w:t xml:space="preserve">— nova action</w:t>
-      </w:r>
-      <w:r>
-        <w:t xml:space="preserve"> </w:t>
-      </w:r>
-      <w:r>
-        <w:t xml:space="preserve">-</w:t>
-      </w:r>
-      <w:r>
-        <w:t xml:space="preserve"> </w:t>
-      </w:r>
-      <w:r>
-        <w:rPr>
-          <w:rStyle w:val="VerbatimChar"/>
-        </w:rPr>
-        <w:t xml:space="preserve">app/(admin)/admin/comunicados/page.tsx</w:t>
-      </w:r>
-      <w:r>
-        <w:t xml:space="preserve"> </w:t>
-      </w:r>
-      <w:r>
-        <w:t xml:space="preserve">— botão de editar + modal/formulário</w:t>
-      </w:r>
-    </w:p>
-    <w:bookmarkEnd w:id="27"/>
-    <w:bookmarkStart w:id="28" w:name="gestão-de-membros-aprimorada"/>
-    <w:p>
-      <w:pPr>
-        <w:pStyle w:val="Heading4"/>
-      </w:pPr>
-      <w:r>
-        <w:t xml:space="preserve">3.4 — Gestão de membros aprimorada</w:t>
-      </w:r>
-    </w:p>
-    <w:p>
-      <w:pPr>
-        <w:pStyle w:val="FirstParagraph"/>
-      </w:pPr>
-      <w:r>
-        <w:rPr>
-          <w:bCs/>
-          <w:b/>
-        </w:rPr>
-        <w:t xml:space="preserve">Problema atual:</w:t>
-      </w:r>
-      <w:r>
-        <w:t xml:space="preserve"> </w:t>
-      </w:r>
-      <w:r>
-        <w:t xml:space="preserve">a tela de membros lista e permite promover/rebaixar. A exclusão já funciona (policy adicionada no Bloco 1). Falta: confirmação visual antes de ações destrutivas, feedback de sucesso/erro, e possivelmente visualização do perfil do membro.</w:t>
-      </w:r>
-    </w:p>
-    <w:p>
-      <w:pPr>
-        <w:pStyle w:val="BodyText"/>
-      </w:pPr>
-      <w:r>
-        <w:rPr>
-          <w:bCs/>
-          <w:b/>
-        </w:rPr>
-        <w:t xml:space="preserve">O que será feito:</w:t>
-      </w:r>
-      <w:r>
-        <w:t xml:space="preserve"> </w:t>
-      </w:r>
-      <w:r>
-        <w:t xml:space="preserve">- Modal de confirmação antes de excluir membro ou alterar papel.</w:t>
-      </w:r>
-      <w:r>
-        <w:t xml:space="preserve"> </w:t>
-      </w:r>
-      <w:r>
-        <w:t xml:space="preserve">- Mensagens de feedback (toast ou inline).</w:t>
-      </w:r>
-      <w:r>
-        <w:t xml:space="preserve"> </w:t>
-      </w:r>
-      <w:r>
-        <w:t xml:space="preserve">- Link para o perfil público do membro (</w:t>
-      </w:r>
-      <w:r>
-        <w:rPr>
-          <w:rStyle w:val="VerbatimChar"/>
-        </w:rPr>
-        <w:t xml:space="preserve">/dashboard/membros/[id]</w:t>
-      </w:r>
-      <w:r>
-        <w:t xml:space="preserve">).</w:t>
-      </w:r>
-    </w:p>
-    <w:p>
-      <w:pPr>
-        <w:pStyle w:val="BodyText"/>
-      </w:pPr>
-      <w:r>
-        <w:rPr>
-          <w:bCs/>
-          <w:b/>
-        </w:rPr>
-        <w:t xml:space="preserve">Arquivos afetados:</w:t>
-      </w:r>
-      <w:r>
-        <w:t xml:space="preserve"> </w:t>
-      </w:r>
-      <w:r>
-        <w:t xml:space="preserve">-</w:t>
-      </w:r>
-      <w:r>
-        <w:t xml:space="preserve"> </w:t>
-      </w:r>
-      <w:r>
-        <w:rPr>
-          <w:rStyle w:val="VerbatimChar"/>
-        </w:rPr>
-        <w:t xml:space="preserve">app/(admin)/admin/membros/page.tsx</w:t>
-      </w:r>
-      <w:r>
-        <w:t xml:space="preserve"> </w:t>
-      </w:r>
-      <w:r>
-        <w:t xml:space="preserve">- Possível</w:t>
-      </w:r>
-      <w:r>
-        <w:t xml:space="preserve"> </w:t>
-      </w:r>
-      <w:r>
-        <w:rPr>
-          <w:rStyle w:val="VerbatimChar"/>
-        </w:rPr>
-        <w:t xml:space="preserve">components/ui/ConfirmDialog.tsx</w:t>
-      </w:r>
-    </w:p>
-    <w:bookmarkEnd w:id="28"/>
-    <w:bookmarkStart w:id="29" w:name="moderação-do-feed-admin"/>
-    <w:p>
-      <w:pPr>
-        <w:pStyle w:val="Heading4"/>
-      </w:pPr>
-      <w:r>
-        <w:t xml:space="preserve">3.5 — Moderação do feed (admin)</w:t>
-      </w:r>
-    </w:p>
-    <w:p>
-      <w:pPr>
-        <w:pStyle w:val="FirstParagraph"/>
-      </w:pPr>
-      <w:r>
-        <w:rPr>
-          <w:bCs/>
-          <w:b/>
-        </w:rPr>
-        <w:t xml:space="preserve">Problema atual:</w:t>
-      </w:r>
-      <w:r>
-        <w:t xml:space="preserve"> </w:t>
-      </w:r>
-      <w:r>
-        <w:t xml:space="preserve">o admin pode excluir posts e comentários via actions, mas não há interface de moderação centralizada.</w:t>
-      </w:r>
-    </w:p>
-    <w:p>
-      <w:pPr>
-        <w:pStyle w:val="BodyText"/>
-      </w:pPr>
-      <w:r>
-        <w:rPr>
-          <w:bCs/>
-          <w:b/>
-        </w:rPr>
-        <w:t xml:space="preserve">O que será feito:</w:t>
-      </w:r>
-      <w:r>
-        <w:t xml:space="preserve"> </w:t>
-      </w:r>
-      <w:r>
-        <w:t xml:space="preserve">- No PostCard: garantir que o admin veja botão de excluir em qualquer post/comentário (já parcialmente feito no Bloco 2 para comentários).</w:t>
-      </w:r>
-      <w:r>
-        <w:t xml:space="preserve"> </w:t>
-      </w:r>
-      <w:r>
-        <w:t xml:space="preserve">- Avaliar se é necessária uma tela de moderação separada ou se a moderação inline no feed é suficiente.</w:t>
-      </w:r>
-    </w:p>
-    <w:p>
-      <w:pPr>
-        <w:pStyle w:val="BodyText"/>
-      </w:pPr>
-      <w:r>
-        <w:rPr>
-          <w:bCs/>
-          <w:b/>
-        </w:rPr>
-        <w:t xml:space="preserve">Arquivos afetados:</w:t>
-      </w:r>
-      <w:r>
-        <w:t xml:space="preserve"> </w:t>
-      </w:r>
-      <w:r>
-        <w:t xml:space="preserve">-</w:t>
-      </w:r>
-      <w:r>
-        <w:t xml:space="preserve"> </w:t>
-      </w:r>
-      <w:r>
-        <w:rPr>
-          <w:rStyle w:val="VerbatimChar"/>
-        </w:rPr>
-        <w:t xml:space="preserve">components/feed/PostCard.tsx</w:t>
-      </w:r>
-      <w:r>
-        <w:t xml:space="preserve"> </w:t>
-      </w:r>
-      <w:r>
-        <w:t xml:space="preserve">(ajustes pontuais)</w:t>
-      </w:r>
-    </w:p>
-    <w:bookmarkEnd w:id="29"/>
-    <w:bookmarkStart w:id="30" w:name="critérios-de-conclusão-do-bloco-3"/>
+    <w:bookmarkStart w:id="26" w:name="critérios-de-conclusão-do-bloco-3"/>
     <w:p>
       <w:pPr>
         <w:pStyle w:val="Heading4"/>
@@ -2431,7 +2748,7 @@
         <w:pStyle w:val="Compact"/>
       </w:pPr>
       <w:r>
-        <w:t xml:space="preserve">☐ Build, lint e typecheck: zero erros</w:t>
+        <w:t xml:space="preserve">☒ Build, lint e typecheck: zero erros</w:t>
       </w:r>
     </w:p>
     <w:p>
@@ -2443,7 +2760,7 @@
         <w:pStyle w:val="Compact"/>
       </w:pPr>
       <w:r>
-        <w:t xml:space="preserve">☐ Painel admin com design system aplicado (sem CSS inline)</w:t>
+        <w:t xml:space="preserve">☒ Painel admin com design system aplicado (sem CSS inline)</w:t>
       </w:r>
     </w:p>
     <w:p>
@@ -2455,7 +2772,7 @@
         <w:pStyle w:val="Compact"/>
       </w:pPr>
       <w:r>
-        <w:t xml:space="preserve">☐ CRUD completo de treinos: criar, editar, excluir</w:t>
+        <w:t xml:space="preserve">☒ CRUD completo de treinos: criar, editar, excluir</w:t>
       </w:r>
     </w:p>
     <w:p>
@@ -2467,7 +2784,7 @@
         <w:pStyle w:val="Compact"/>
       </w:pPr>
       <w:r>
-        <w:t xml:space="preserve">☐ CRUD completo de comunicados: criar, editar, excluir</w:t>
+        <w:t xml:space="preserve">☒ CRUD completo de comunicados: criar, editar, excluir</w:t>
       </w:r>
     </w:p>
     <w:p>
@@ -2479,7 +2796,7 @@
         <w:pStyle w:val="Compact"/>
       </w:pPr>
       <w:r>
-        <w:t xml:space="preserve">☐ Gestão de membros com confirmação e feedback</w:t>
+        <w:t xml:space="preserve">☒ Gestão de membros com confirmação e feedback</w:t>
       </w:r>
     </w:p>
     <w:p>
@@ -2491,7 +2808,7 @@
         <w:pStyle w:val="Compact"/>
       </w:pPr>
       <w:r>
-        <w:t xml:space="preserve">☐ Commit + push para GitHub</w:t>
+        <w:t xml:space="preserve">☒ Commit + push para GitHub</w:t>
       </w:r>
     </w:p>
     <w:p>
@@ -2501,9 +2818,19 @@
         </w:pict>
       </w:r>
     </w:p>
-    <w:bookmarkEnd w:id="30"/>
-    <w:bookmarkEnd w:id="31"/>
-    <w:bookmarkStart w:id="39" w:name="bloco-4-qualidade-e-deploy-fases-1216"/>
+    <w:bookmarkEnd w:id="26"/>
+    <w:bookmarkEnd w:id="27"/>
+    <w:bookmarkEnd w:id="28"/>
+    <w:bookmarkStart w:id="37" w:name="o-que-falta-fazer"/>
+    <w:p>
+      <w:pPr>
+        <w:pStyle w:val="Heading2"/>
+      </w:pPr>
+      <w:r>
+        <w:t xml:space="preserve">O que falta fazer</w:t>
+      </w:r>
+    </w:p>
+    <w:bookmarkStart w:id="36" w:name="bloco-4-qualidade-e-deploy-fases-1216"/>
     <w:p>
       <w:pPr>
         <w:pStyle w:val="Heading3"/>
@@ -2538,7 +2865,7 @@
         <w:t xml:space="preserve">Este é o bloco final: polimento, qualidade e publicação.</w:t>
       </w:r>
     </w:p>
-    <w:bookmarkStart w:id="32" w:name="pwa-e-mobile"/>
+    <w:bookmarkStart w:id="29" w:name="pwa-e-mobile"/>
     <w:p>
       <w:pPr>
         <w:pStyle w:val="Heading4"/>
@@ -2583,7 +2910,7 @@
         <w:t xml:space="preserve"> </w:t>
       </w:r>
       <w:r>
-        <w:t xml:space="preserve">- Verificar theme-color alinhado à paleta (#DC2626 ou #F9F7F5).</w:t>
+        <w:t xml:space="preserve">- Verificar theme-color alinhado à paleta atual (#171717, #DC2626 ou #F7F4EF).</w:t>
       </w:r>
       <w:r>
         <w:t xml:space="preserve"> </w:t>
@@ -2646,8 +2973,8 @@
         <w:t xml:space="preserve">(metadados, viewport)</w:t>
       </w:r>
     </w:p>
-    <w:bookmarkEnd w:id="32"/>
-    <w:bookmarkStart w:id="33" w:name="acessibilidade-wcag-aa"/>
+    <w:bookmarkEnd w:id="29"/>
+    <w:bookmarkStart w:id="30" w:name="acessibilidade-wcag-aa"/>
     <w:p>
       <w:pPr>
         <w:pStyle w:val="Heading4"/>
@@ -2752,8 +3079,8 @@
         <w:t xml:space="preserve">componentes de UI, páginas públicas e logadas (pontual).</w:t>
       </w:r>
     </w:p>
-    <w:bookmarkEnd w:id="33"/>
-    <w:bookmarkStart w:id="34" w:name="desempenho"/>
+    <w:bookmarkEnd w:id="30"/>
+    <w:bookmarkStart w:id="31" w:name="desempenho"/>
     <w:p>
       <w:pPr>
         <w:pStyle w:val="Heading4"/>
@@ -2900,8 +3227,8 @@
         <w:t xml:space="preserve">(paginação)</w:t>
       </w:r>
     </w:p>
-    <w:bookmarkEnd w:id="34"/>
-    <w:bookmarkStart w:id="35" w:name="Xd5e6e1adc4e13d9e00fd8c7ede705fc2df8b96d"/>
+    <w:bookmarkEnd w:id="31"/>
+    <w:bookmarkStart w:id="32" w:name="Xd5e6e1adc4e13d9e00fd8c7ede705fc2df8b96d"/>
     <w:p>
       <w:pPr>
         <w:pStyle w:val="Heading4"/>
@@ -3069,8 +3396,8 @@
         <w:t xml:space="preserve">app/(admin)/error.tsx</w:t>
       </w:r>
     </w:p>
-    <w:bookmarkEnd w:id="35"/>
-    <w:bookmarkStart w:id="36" w:name="testes"/>
+    <w:bookmarkEnd w:id="32"/>
+    <w:bookmarkStart w:id="33" w:name="testes"/>
     <w:p>
       <w:pPr>
         <w:pStyle w:val="Heading4"/>
@@ -3235,8 +3562,8 @@
         <w:t xml:space="preserve">(novo)</w:t>
       </w:r>
     </w:p>
-    <w:bookmarkEnd w:id="36"/>
-    <w:bookmarkStart w:id="37" w:name="deploy-na-vercel"/>
+    <w:bookmarkEnd w:id="33"/>
+    <w:bookmarkStart w:id="34" w:name="deploy-na-vercel"/>
     <w:p>
       <w:pPr>
         <w:pStyle w:val="Heading4"/>
@@ -3395,8 +3722,8 @@
         <w:t xml:space="preserve">- Configuração na Vercel (fora do repo)</w:t>
       </w:r>
     </w:p>
-    <w:bookmarkEnd w:id="37"/>
-    <w:bookmarkStart w:id="38" w:name="critérios-de-conclusão-do-bloco-4"/>
+    <w:bookmarkEnd w:id="34"/>
+    <w:bookmarkStart w:id="35" w:name="critérios-de-conclusão-do-bloco-4"/>
     <w:p>
       <w:pPr>
         <w:pStyle w:val="Heading4"/>
@@ -3508,10 +3835,10 @@
         </w:pict>
       </w:r>
     </w:p>
-    <w:bookmarkEnd w:id="38"/>
-    <w:bookmarkEnd w:id="39"/>
-    <w:bookmarkEnd w:id="40"/>
-    <w:bookmarkStart w:id="41" w:name="decisões-de-projeto-tomadas-registro"/>
+    <w:bookmarkEnd w:id="35"/>
+    <w:bookmarkEnd w:id="36"/>
+    <w:bookmarkEnd w:id="37"/>
+    <w:bookmarkStart w:id="38" w:name="decisões-de-projeto-tomadas-registro"/>
     <w:p>
       <w:pPr>
         <w:pStyle w:val="Heading2"/>
@@ -4039,8 +4366,8 @@
         </w:pict>
       </w:r>
     </w:p>
-    <w:bookmarkEnd w:id="41"/>
-    <w:bookmarkStart w:id="42" w:name="riscos-conhecidos-e-pendências"/>
+    <w:bookmarkEnd w:id="38"/>
+    <w:bookmarkStart w:id="39" w:name="riscos-conhecidos-e-pendências"/>
     <w:p>
       <w:pPr>
         <w:pStyle w:val="Heading2"/>
@@ -4514,8 +4841,8 @@
         </w:pict>
       </w:r>
     </w:p>
-    <w:bookmarkEnd w:id="42"/>
-    <w:bookmarkStart w:id="43" w:name="X50a89221447b4cdfa1901d58dc09b0905aea094"/>
+    <w:bookmarkEnd w:id="39"/>
+    <w:bookmarkStart w:id="40" w:name="X50a89221447b4cdfa1901d58dc09b0905aea094"/>
     <w:p>
       <w:pPr>
         <w:pStyle w:val="Heading2"/>
@@ -4736,8 +5063,8 @@
         </w:pict>
       </w:r>
     </w:p>
-    <w:bookmarkEnd w:id="43"/>
-    <w:bookmarkStart w:id="44" w:name="para-agentes-de-ia-como-continuar"/>
+    <w:bookmarkEnd w:id="40"/>
+    <w:bookmarkStart w:id="41" w:name="para-agentes-de-ia-como-continuar"/>
     <w:p>
       <w:pPr>
         <w:pStyle w:val="Heading2"/>
@@ -4991,8 +5318,8 @@
         <w:t xml:space="preserve">Documento temporário — será removido após a conclusão do projeto.</w:t>
       </w:r>
     </w:p>
-    <w:bookmarkEnd w:id="44"/>
-    <w:bookmarkEnd w:id="45"/>
+    <w:bookmarkEnd w:id="41"/>
+    <w:bookmarkEnd w:id="42"/>
     <w:sectPr/>
   </w:body>
 </w:document>
